--- a/treasury-platform/docs/30-readiness/word/DOC-S10-ubuntu-server-runbook.docx
+++ b/treasury-platform/docs/30-readiness/word/DOC-S10-ubuntu-server-runbook.docx
@@ -3751,10 +3751,10 @@
         </w:tblBorders>
       </w:tblPr>
       <w:tblGrid>
-        <w:gridCol w:w="966"/>
-        <w:gridCol w:w="2701"/>
-        <w:gridCol w:w="1112"/>
-        <w:gridCol w:w="5085"/>
+        <w:gridCol w:w="954"/>
+        <w:gridCol w:w="3712"/>
+        <w:gridCol w:w="954"/>
+        <w:gridCol w:w="4244"/>
       </w:tblGrid>
       <w:tr>
         <w:trPr>
@@ -3763,7 +3763,7 @@
         </w:trPr>
         <w:tc>
           <w:tcPr>
-            <w:tcW w:type="dxa" w:w="966"/>
+            <w:tcW w:type="dxa" w:w="954"/>
             <w:tcBorders>
               <w:top w:val="single" w:color="BFC9D6" w:sz="4"/>
               <w:left w:val="single" w:color="BFC9D6" w:sz="4"/>
@@ -3801,7 +3801,7 @@
         </w:tc>
         <w:tc>
           <w:tcPr>
-            <w:tcW w:type="dxa" w:w="2701"/>
+            <w:tcW w:type="dxa" w:w="3712"/>
             <w:tcBorders>
               <w:top w:val="single" w:color="BFC9D6" w:sz="4"/>
               <w:left w:val="single" w:color="BFC9D6" w:sz="4"/>
@@ -3839,7 +3839,7 @@
         </w:tc>
         <w:tc>
           <w:tcPr>
-            <w:tcW w:type="dxa" w:w="1112"/>
+            <w:tcW w:type="dxa" w:w="954"/>
             <w:tcBorders>
               <w:top w:val="single" w:color="BFC9D6" w:sz="4"/>
               <w:left w:val="single" w:color="BFC9D6" w:sz="4"/>
@@ -3877,7 +3877,7 @@
         </w:tc>
         <w:tc>
           <w:tcPr>
-            <w:tcW w:type="dxa" w:w="5085"/>
+            <w:tcW w:type="dxa" w:w="4244"/>
             <w:tcBorders>
               <w:top w:val="single" w:color="BFC9D6" w:sz="4"/>
               <w:left w:val="single" w:color="BFC9D6" w:sz="4"/>
@@ -3920,7 +3920,7 @@
         </w:trPr>
         <w:tc>
           <w:tcPr>
-            <w:tcW w:type="dxa" w:w="966"/>
+            <w:tcW w:type="dxa" w:w="954"/>
             <w:tcBorders>
               <w:top w:val="single" w:color="BFC9D6" w:sz="4"/>
               <w:left w:val="single" w:color="BFC9D6" w:sz="4"/>
@@ -3956,7 +3956,7 @@
         </w:tc>
         <w:tc>
           <w:tcPr>
-            <w:tcW w:type="dxa" w:w="2701"/>
+            <w:tcW w:type="dxa" w:w="3712"/>
             <w:tcBorders>
               <w:top w:val="single" w:color="BFC9D6" w:sz="4"/>
               <w:left w:val="single" w:color="BFC9D6" w:sz="4"/>
@@ -3992,7 +3992,7 @@
         </w:tc>
         <w:tc>
           <w:tcPr>
-            <w:tcW w:type="dxa" w:w="1112"/>
+            <w:tcW w:type="dxa" w:w="954"/>
             <w:tcBorders>
               <w:top w:val="single" w:color="BFC9D6" w:sz="4"/>
               <w:left w:val="single" w:color="BFC9D6" w:sz="4"/>
@@ -4028,7 +4028,7 @@
         </w:tc>
         <w:tc>
           <w:tcPr>
-            <w:tcW w:type="dxa" w:w="5085"/>
+            <w:tcW w:type="dxa" w:w="4244"/>
             <w:tcBorders>
               <w:top w:val="single" w:color="BFC9D6" w:sz="4"/>
               <w:left w:val="single" w:color="BFC9D6" w:sz="4"/>
@@ -4069,7 +4069,7 @@
         </w:trPr>
         <w:tc>
           <w:tcPr>
-            <w:tcW w:type="dxa" w:w="966"/>
+            <w:tcW w:type="dxa" w:w="954"/>
             <w:tcBorders>
               <w:top w:val="single" w:color="BFC9D6" w:sz="4"/>
               <w:left w:val="single" w:color="BFC9D6" w:sz="4"/>
@@ -4106,7 +4106,7 @@
         </w:tc>
         <w:tc>
           <w:tcPr>
-            <w:tcW w:type="dxa" w:w="2701"/>
+            <w:tcW w:type="dxa" w:w="3712"/>
             <w:tcBorders>
               <w:top w:val="single" w:color="BFC9D6" w:sz="4"/>
               <w:left w:val="single" w:color="BFC9D6" w:sz="4"/>
@@ -4143,7 +4143,7 @@
         </w:tc>
         <w:tc>
           <w:tcPr>
-            <w:tcW w:type="dxa" w:w="1112"/>
+            <w:tcW w:type="dxa" w:w="954"/>
             <w:tcBorders>
               <w:top w:val="single" w:color="BFC9D6" w:sz="4"/>
               <w:left w:val="single" w:color="BFC9D6" w:sz="4"/>
@@ -4180,7 +4180,7 @@
         </w:tc>
         <w:tc>
           <w:tcPr>
-            <w:tcW w:type="dxa" w:w="5085"/>
+            <w:tcW w:type="dxa" w:w="4244"/>
             <w:tcBorders>
               <w:top w:val="single" w:color="BFC9D6" w:sz="4"/>
               <w:left w:val="single" w:color="BFC9D6" w:sz="4"/>
@@ -4222,7 +4222,7 @@
         </w:trPr>
         <w:tc>
           <w:tcPr>
-            <w:tcW w:type="dxa" w:w="966"/>
+            <w:tcW w:type="dxa" w:w="954"/>
             <w:tcBorders>
               <w:top w:val="single" w:color="BFC9D6" w:sz="4"/>
               <w:left w:val="single" w:color="BFC9D6" w:sz="4"/>
@@ -4258,7 +4258,7 @@
         </w:tc>
         <w:tc>
           <w:tcPr>
-            <w:tcW w:type="dxa" w:w="2701"/>
+            <w:tcW w:type="dxa" w:w="3712"/>
             <w:tcBorders>
               <w:top w:val="single" w:color="BFC9D6" w:sz="4"/>
               <w:left w:val="single" w:color="BFC9D6" w:sz="4"/>
@@ -4294,7 +4294,7 @@
         </w:tc>
         <w:tc>
           <w:tcPr>
-            <w:tcW w:type="dxa" w:w="1112"/>
+            <w:tcW w:type="dxa" w:w="954"/>
             <w:tcBorders>
               <w:top w:val="single" w:color="BFC9D6" w:sz="4"/>
               <w:left w:val="single" w:color="BFC9D6" w:sz="4"/>
@@ -4330,7 +4330,7 @@
         </w:tc>
         <w:tc>
           <w:tcPr>
-            <w:tcW w:type="dxa" w:w="5085"/>
+            <w:tcW w:type="dxa" w:w="4244"/>
             <w:tcBorders>
               <w:top w:val="single" w:color="BFC9D6" w:sz="4"/>
               <w:left w:val="single" w:color="BFC9D6" w:sz="4"/>
@@ -4371,7 +4371,7 @@
         </w:trPr>
         <w:tc>
           <w:tcPr>
-            <w:tcW w:type="dxa" w:w="966"/>
+            <w:tcW w:type="dxa" w:w="954"/>
             <w:tcBorders>
               <w:top w:val="single" w:color="BFC9D6" w:sz="4"/>
               <w:left w:val="single" w:color="BFC9D6" w:sz="4"/>
@@ -4408,7 +4408,7 @@
         </w:tc>
         <w:tc>
           <w:tcPr>
-            <w:tcW w:type="dxa" w:w="2701"/>
+            <w:tcW w:type="dxa" w:w="3712"/>
             <w:tcBorders>
               <w:top w:val="single" w:color="BFC9D6" w:sz="4"/>
               <w:left w:val="single" w:color="BFC9D6" w:sz="4"/>
@@ -4445,7 +4445,7 @@
         </w:tc>
         <w:tc>
           <w:tcPr>
-            <w:tcW w:type="dxa" w:w="1112"/>
+            <w:tcW w:type="dxa" w:w="954"/>
             <w:tcBorders>
               <w:top w:val="single" w:color="BFC9D6" w:sz="4"/>
               <w:left w:val="single" w:color="BFC9D6" w:sz="4"/>
@@ -4482,7 +4482,7 @@
         </w:tc>
         <w:tc>
           <w:tcPr>
-            <w:tcW w:type="dxa" w:w="5085"/>
+            <w:tcW w:type="dxa" w:w="4244"/>
             <w:tcBorders>
               <w:top w:val="single" w:color="BFC9D6" w:sz="4"/>
               <w:left w:val="single" w:color="BFC9D6" w:sz="4"/>
@@ -4561,7 +4561,7 @@
         </w:trPr>
         <w:tc>
           <w:tcPr>
-            <w:tcW w:type="dxa" w:w="966"/>
+            <w:tcW w:type="dxa" w:w="954"/>
             <w:tcBorders>
               <w:top w:val="single" w:color="BFC9D6" w:sz="4"/>
               <w:left w:val="single" w:color="BFC9D6" w:sz="4"/>
@@ -4597,7 +4597,7 @@
         </w:tc>
         <w:tc>
           <w:tcPr>
-            <w:tcW w:type="dxa" w:w="2701"/>
+            <w:tcW w:type="dxa" w:w="3712"/>
             <w:tcBorders>
               <w:top w:val="single" w:color="BFC9D6" w:sz="4"/>
               <w:left w:val="single" w:color="BFC9D6" w:sz="4"/>
@@ -4633,7 +4633,7 @@
         </w:tc>
         <w:tc>
           <w:tcPr>
-            <w:tcW w:type="dxa" w:w="1112"/>
+            <w:tcW w:type="dxa" w:w="954"/>
             <w:tcBorders>
               <w:top w:val="single" w:color="BFC9D6" w:sz="4"/>
               <w:left w:val="single" w:color="BFC9D6" w:sz="4"/>
@@ -4669,7 +4669,7 @@
         </w:tc>
         <w:tc>
           <w:tcPr>
-            <w:tcW w:type="dxa" w:w="5085"/>
+            <w:tcW w:type="dxa" w:w="4244"/>
             <w:tcBorders>
               <w:top w:val="single" w:color="BFC9D6" w:sz="4"/>
               <w:left w:val="single" w:color="BFC9D6" w:sz="4"/>
@@ -4710,7 +4710,7 @@
         </w:trPr>
         <w:tc>
           <w:tcPr>
-            <w:tcW w:type="dxa" w:w="966"/>
+            <w:tcW w:type="dxa" w:w="954"/>
             <w:tcBorders>
               <w:top w:val="single" w:color="BFC9D6" w:sz="4"/>
               <w:left w:val="single" w:color="BFC9D6" w:sz="4"/>
@@ -4747,7 +4747,7 @@
         </w:tc>
         <w:tc>
           <w:tcPr>
-            <w:tcW w:type="dxa" w:w="2701"/>
+            <w:tcW w:type="dxa" w:w="3712"/>
             <w:tcBorders>
               <w:top w:val="single" w:color="BFC9D6" w:sz="4"/>
               <w:left w:val="single" w:color="BFC9D6" w:sz="4"/>
@@ -4784,7 +4784,7 @@
         </w:tc>
         <w:tc>
           <w:tcPr>
-            <w:tcW w:type="dxa" w:w="1112"/>
+            <w:tcW w:type="dxa" w:w="954"/>
             <w:tcBorders>
               <w:top w:val="single" w:color="BFC9D6" w:sz="4"/>
               <w:left w:val="single" w:color="BFC9D6" w:sz="4"/>
@@ -4821,7 +4821,7 @@
         </w:tc>
         <w:tc>
           <w:tcPr>
-            <w:tcW w:type="dxa" w:w="5085"/>
+            <w:tcW w:type="dxa" w:w="4244"/>
             <w:tcBorders>
               <w:top w:val="single" w:color="BFC9D6" w:sz="4"/>
               <w:left w:val="single" w:color="BFC9D6" w:sz="4"/>
@@ -4876,7 +4876,7 @@
         </w:trPr>
         <w:tc>
           <w:tcPr>
-            <w:tcW w:type="dxa" w:w="966"/>
+            <w:tcW w:type="dxa" w:w="954"/>
             <w:tcBorders>
               <w:top w:val="single" w:color="BFC9D6" w:sz="4"/>
               <w:left w:val="single" w:color="BFC9D6" w:sz="4"/>
@@ -4912,7 +4912,7 @@
         </w:tc>
         <w:tc>
           <w:tcPr>
-            <w:tcW w:type="dxa" w:w="2701"/>
+            <w:tcW w:type="dxa" w:w="3712"/>
             <w:tcBorders>
               <w:top w:val="single" w:color="BFC9D6" w:sz="4"/>
               <w:left w:val="single" w:color="BFC9D6" w:sz="4"/>
@@ -4948,7 +4948,7 @@
         </w:tc>
         <w:tc>
           <w:tcPr>
-            <w:tcW w:type="dxa" w:w="1112"/>
+            <w:tcW w:type="dxa" w:w="954"/>
             <w:tcBorders>
               <w:top w:val="single" w:color="BFC9D6" w:sz="4"/>
               <w:left w:val="single" w:color="BFC9D6" w:sz="4"/>
@@ -4984,7 +4984,7 @@
         </w:tc>
         <w:tc>
           <w:tcPr>
-            <w:tcW w:type="dxa" w:w="5085"/>
+            <w:tcW w:type="dxa" w:w="4244"/>
             <w:tcBorders>
               <w:top w:val="single" w:color="BFC9D6" w:sz="4"/>
               <w:left w:val="single" w:color="BFC9D6" w:sz="4"/>
@@ -5049,7 +5049,7 @@
         </w:trPr>
         <w:tc>
           <w:tcPr>
-            <w:tcW w:type="dxa" w:w="966"/>
+            <w:tcW w:type="dxa" w:w="954"/>
             <w:tcBorders>
               <w:top w:val="single" w:color="BFC9D6" w:sz="4"/>
               <w:left w:val="single" w:color="BFC9D6" w:sz="4"/>
@@ -5086,7 +5086,7 @@
         </w:tc>
         <w:tc>
           <w:tcPr>
-            <w:tcW w:type="dxa" w:w="2701"/>
+            <w:tcW w:type="dxa" w:w="3712"/>
             <w:tcBorders>
               <w:top w:val="single" w:color="BFC9D6" w:sz="4"/>
               <w:left w:val="single" w:color="BFC9D6" w:sz="4"/>
@@ -5123,7 +5123,7 @@
         </w:tc>
         <w:tc>
           <w:tcPr>
-            <w:tcW w:type="dxa" w:w="1112"/>
+            <w:tcW w:type="dxa" w:w="954"/>
             <w:tcBorders>
               <w:top w:val="single" w:color="BFC9D6" w:sz="4"/>
               <w:left w:val="single" w:color="BFC9D6" w:sz="4"/>
@@ -5160,7 +5160,7 @@
         </w:tc>
         <w:tc>
           <w:tcPr>
-            <w:tcW w:type="dxa" w:w="5085"/>
+            <w:tcW w:type="dxa" w:w="4244"/>
             <w:tcBorders>
               <w:top w:val="single" w:color="BFC9D6" w:sz="4"/>
               <w:left w:val="single" w:color="BFC9D6" w:sz="4"/>
@@ -5226,7 +5226,7 @@
         </w:trPr>
         <w:tc>
           <w:tcPr>
-            <w:tcW w:type="dxa" w:w="966"/>
+            <w:tcW w:type="dxa" w:w="954"/>
             <w:tcBorders>
               <w:top w:val="single" w:color="BFC9D6" w:sz="4"/>
               <w:left w:val="single" w:color="BFC9D6" w:sz="4"/>
@@ -5262,7 +5262,7 @@
         </w:tc>
         <w:tc>
           <w:tcPr>
-            <w:tcW w:type="dxa" w:w="2701"/>
+            <w:tcW w:type="dxa" w:w="3712"/>
             <w:tcBorders>
               <w:top w:val="single" w:color="BFC9D6" w:sz="4"/>
               <w:left w:val="single" w:color="BFC9D6" w:sz="4"/>
@@ -5370,7 +5370,7 @@
         </w:tc>
         <w:tc>
           <w:tcPr>
-            <w:tcW w:type="dxa" w:w="1112"/>
+            <w:tcW w:type="dxa" w:w="954"/>
             <w:tcBorders>
               <w:top w:val="single" w:color="BFC9D6" w:sz="4"/>
               <w:left w:val="single" w:color="BFC9D6" w:sz="4"/>
@@ -5406,7 +5406,7 @@
         </w:tc>
         <w:tc>
           <w:tcPr>
-            <w:tcW w:type="dxa" w:w="5085"/>
+            <w:tcW w:type="dxa" w:w="4244"/>
             <w:tcBorders>
               <w:top w:val="single" w:color="BFC9D6" w:sz="4"/>
               <w:left w:val="single" w:color="BFC9D6" w:sz="4"/>
@@ -5460,7 +5460,7 @@
         </w:trPr>
         <w:tc>
           <w:tcPr>
-            <w:tcW w:type="dxa" w:w="966"/>
+            <w:tcW w:type="dxa" w:w="954"/>
             <w:tcBorders>
               <w:top w:val="single" w:color="BFC9D6" w:sz="4"/>
               <w:left w:val="single" w:color="BFC9D6" w:sz="4"/>
@@ -5497,7 +5497,7 @@
         </w:tc>
         <w:tc>
           <w:tcPr>
-            <w:tcW w:type="dxa" w:w="2701"/>
+            <w:tcW w:type="dxa" w:w="3712"/>
             <w:tcBorders>
               <w:top w:val="single" w:color="BFC9D6" w:sz="4"/>
               <w:left w:val="single" w:color="BFC9D6" w:sz="4"/>
@@ -5528,13 +5528,61 @@
                 <w:szCs w:val="18"/>
                 <w:rtl/>
               </w:rPr>
-              <w:t xml:space="preserve">SQL Server Audit يعمل وملفاته تصل المخزن المركزي (DOC-S12 §3.6)</w:t>
-            </w:r>
-          </w:p>
-        </w:tc>
-        <w:tc>
-          <w:tcPr>
-            <w:tcW w:type="dxa" w:w="1112"/>
+              <w:t xml:space="preserve">SQL Server Audit يعمل وملفاته تصل المخزن المركزي (DOC-S12 §3.5). الإعداد: </w:t>
+            </w:r>
+            <w:r>
+              <w:rPr>
+                <w:rFonts w:ascii="Courier New" w:cs="Courier New" w:eastAsia="Courier New" w:hAnsi="Courier New"/>
+                <w:b w:val="false"/>
+                <w:bCs w:val="false"/>
+                <w:color w:val="1F2937"/>
+                <w:sz w:val="16"/>
+                <w:szCs w:val="16"/>
+                <w:shd w:fill="F1F3F5" w:color="auto" w:val="clear"/>
+                <w:rtl/>
+              </w:rPr>
+              <w:t xml:space="preserve">‎tools/deploy/server_audit.sh apply‎</w:t>
+            </w:r>
+            <w:r>
+              <w:rPr>
+                <w:rFonts w:ascii="Arial" w:cs="Arial" w:eastAsia="Arial" w:hAnsi="Arial"/>
+                <w:b w:val="false"/>
+                <w:bCs w:val="false"/>
+                <w:sz w:val="18"/>
+                <w:szCs w:val="18"/>
+                <w:rtl/>
+              </w:rPr>
+              <w:t xml:space="preserve"> بعد إنشاء </w:t>
+            </w:r>
+            <w:r>
+              <w:rPr>
+                <w:rFonts w:ascii="Courier New" w:cs="Courier New" w:eastAsia="Courier New" w:hAnsi="Courier New"/>
+                <w:b w:val="false"/>
+                <w:bCs w:val="false"/>
+                <w:color w:val="1F2937"/>
+                <w:sz w:val="16"/>
+                <w:szCs w:val="16"/>
+                <w:shd w:fill="F1F3F5" w:color="auto" w:val="clear"/>
+                <w:rtl/>
+              </w:rPr>
+              <w:t xml:space="preserve">‎/var/opt/mssql/audit‎</w:t>
+            </w:r>
+            <w:r>
+              <w:rPr>
+                <w:rFonts w:ascii="Arial" w:cs="Arial" w:eastAsia="Arial" w:hAnsi="Arial"/>
+                <w:b w:val="false"/>
+                <w:bCs w:val="false"/>
+                <w:sz w:val="18"/>
+                <w:szCs w:val="18"/>
+                <w:rtl/>
+              </w:rPr>
+              <w:t xml:space="preserve"> (ADR 0012)</w:t>
+            </w:r>
+          </w:p>
+        </w:tc>
+        <w:tc>
+          <w:tcPr>
+            <w:tcW w:type="dxa" w:w="954"/>
             <w:tcBorders>
               <w:top w:val="single" w:color="BFC9D6" w:sz="4"/>
               <w:left w:val="single" w:color="BFC9D6" w:sz="4"/>
@@ -5571,7 +5619,7 @@
         </w:tc>
         <w:tc>
           <w:tcPr>
-            <w:tcW w:type="dxa" w:w="5085"/>
+            <w:tcW w:type="dxa" w:w="4244"/>
             <w:tcBorders>
               <w:top w:val="single" w:color="BFC9D6" w:sz="4"/>
               <w:left w:val="single" w:color="BFC9D6" w:sz="4"/>
@@ -5595,14 +5643,27 @@
             </w:pPr>
             <w:r>
               <w:rPr>
-                <w:rFonts w:ascii="Arial" w:cs="Arial" w:eastAsia="Arial" w:hAnsi="Arial"/>
-                <w:b w:val="false"/>
-                <w:bCs w:val="false"/>
-                <w:sz w:val="18"/>
-                <w:szCs w:val="18"/>
-                <w:rtl/>
-              </w:rPr>
-              <w:t xml:space="preserve">أول ملف في المخزن</w:t>
+                <w:rFonts w:ascii="Courier New" w:cs="Courier New" w:eastAsia="Courier New" w:hAnsi="Courier New"/>
+                <w:b w:val="false"/>
+                <w:bCs w:val="false"/>
+                <w:color w:val="1F2937"/>
+                <w:sz w:val="16"/>
+                <w:szCs w:val="16"/>
+                <w:shd w:fill="F1F3F5" w:color="auto" w:val="clear"/>
+                <w:rtl/>
+              </w:rPr>
+              <w:t xml:space="preserve">‎server_audit.sh check‎</w:t>
+            </w:r>
+            <w:r>
+              <w:rPr>
+                <w:rFonts w:ascii="Arial" w:cs="Arial" w:eastAsia="Arial" w:hAnsi="Arial"/>
+                <w:b w:val="false"/>
+                <w:bCs w:val="false"/>
+                <w:sz w:val="18"/>
+                <w:szCs w:val="18"/>
+                <w:rtl/>
+              </w:rPr>
+              <w:t xml:space="preserve"> يخرج بصفر، وأول ملف في المخزن</w:t>
             </w:r>
           </w:p>
         </w:tc>
@@ -5613,7 +5674,7 @@
         </w:trPr>
         <w:tc>
           <w:tcPr>
-            <w:tcW w:type="dxa" w:w="966"/>
+            <w:tcW w:type="dxa" w:w="954"/>
             <w:tcBorders>
               <w:top w:val="single" w:color="BFC9D6" w:sz="4"/>
               <w:left w:val="single" w:color="BFC9D6" w:sz="4"/>
@@ -5649,7 +5710,7 @@
         </w:tc>
         <w:tc>
           <w:tcPr>
-            <w:tcW w:type="dxa" w:w="2701"/>
+            <w:tcW w:type="dxa" w:w="3712"/>
             <w:tcBorders>
               <w:top w:val="single" w:color="BFC9D6" w:sz="4"/>
               <w:left w:val="single" w:color="BFC9D6" w:sz="4"/>
@@ -5685,7 +5746,7 @@
         </w:tc>
         <w:tc>
           <w:tcPr>
-            <w:tcW w:type="dxa" w:w="1112"/>
+            <w:tcW w:type="dxa" w:w="954"/>
             <w:tcBorders>
               <w:top w:val="single" w:color="BFC9D6" w:sz="4"/>
               <w:left w:val="single" w:color="BFC9D6" w:sz="4"/>
@@ -5721,7 +5782,7 @@
         </w:tc>
         <w:tc>
           <w:tcPr>
-            <w:tcW w:type="dxa" w:w="5085"/>
+            <w:tcW w:type="dxa" w:w="4244"/>
             <w:tcBorders>
               <w:top w:val="single" w:color="BFC9D6" w:sz="4"/>
               <w:left w:val="single" w:color="BFC9D6" w:sz="4"/>
@@ -5762,7 +5823,7 @@
         </w:trPr>
         <w:tc>
           <w:tcPr>
-            <w:tcW w:type="dxa" w:w="966"/>
+            <w:tcW w:type="dxa" w:w="954"/>
             <w:tcBorders>
               <w:top w:val="single" w:color="BFC9D6" w:sz="4"/>
               <w:left w:val="single" w:color="BFC9D6" w:sz="4"/>
@@ -5799,7 +5860,7 @@
         </w:tc>
         <w:tc>
           <w:tcPr>
-            <w:tcW w:type="dxa" w:w="2701"/>
+            <w:tcW w:type="dxa" w:w="3712"/>
             <w:tcBorders>
               <w:top w:val="single" w:color="BFC9D6" w:sz="4"/>
               <w:left w:val="single" w:color="BFC9D6" w:sz="4"/>
@@ -5836,7 +5897,7 @@
         </w:tc>
         <w:tc>
           <w:tcPr>
-            <w:tcW w:type="dxa" w:w="1112"/>
+            <w:tcW w:type="dxa" w:w="954"/>
             <w:tcBorders>
               <w:top w:val="single" w:color="BFC9D6" w:sz="4"/>
               <w:left w:val="single" w:color="BFC9D6" w:sz="4"/>
@@ -5873,7 +5934,7 @@
         </w:tc>
         <w:tc>
           <w:tcPr>
-            <w:tcW w:type="dxa" w:w="5085"/>
+            <w:tcW w:type="dxa" w:w="4244"/>
             <w:tcBorders>
               <w:top w:val="single" w:color="BFC9D6" w:sz="4"/>
               <w:left w:val="single" w:color="BFC9D6" w:sz="4"/>
@@ -5915,7 +5976,7 @@
         </w:trPr>
         <w:tc>
           <w:tcPr>
-            <w:tcW w:type="dxa" w:w="966"/>
+            <w:tcW w:type="dxa" w:w="954"/>
             <w:tcBorders>
               <w:top w:val="single" w:color="BFC9D6" w:sz="4"/>
               <w:left w:val="single" w:color="BFC9D6" w:sz="4"/>
@@ -5951,7 +6012,7 @@
         </w:tc>
         <w:tc>
           <w:tcPr>
-            <w:tcW w:type="dxa" w:w="2701"/>
+            <w:tcW w:type="dxa" w:w="3712"/>
             <w:tcBorders>
               <w:top w:val="single" w:color="BFC9D6" w:sz="4"/>
               <w:left w:val="single" w:color="BFC9D6" w:sz="4"/>
@@ -5987,7 +6048,7 @@
         </w:tc>
         <w:tc>
           <w:tcPr>
-            <w:tcW w:type="dxa" w:w="1112"/>
+            <w:tcW w:type="dxa" w:w="954"/>
             <w:tcBorders>
               <w:top w:val="single" w:color="BFC9D6" w:sz="4"/>
               <w:left w:val="single" w:color="BFC9D6" w:sz="4"/>
@@ -6023,7 +6084,7 @@
         </w:tc>
         <w:tc>
           <w:tcPr>
-            <w:tcW w:type="dxa" w:w="5085"/>
+            <w:tcW w:type="dxa" w:w="4244"/>
             <w:tcBorders>
               <w:top w:val="single" w:color="BFC9D6" w:sz="4"/>
               <w:left w:val="single" w:color="BFC9D6" w:sz="4"/>
@@ -6064,7 +6125,7 @@
         </w:trPr>
         <w:tc>
           <w:tcPr>
-            <w:tcW w:type="dxa" w:w="966"/>
+            <w:tcW w:type="dxa" w:w="954"/>
             <w:tcBorders>
               <w:top w:val="single" w:color="BFC9D6" w:sz="4"/>
               <w:left w:val="single" w:color="BFC9D6" w:sz="4"/>
@@ -6101,7 +6162,7 @@
         </w:tc>
         <w:tc>
           <w:tcPr>
-            <w:tcW w:type="dxa" w:w="2701"/>
+            <w:tcW w:type="dxa" w:w="3712"/>
             <w:tcBorders>
               <w:top w:val="single" w:color="BFC9D6" w:sz="4"/>
               <w:left w:val="single" w:color="BFC9D6" w:sz="4"/>
@@ -6138,7 +6199,7 @@
         </w:tc>
         <w:tc>
           <w:tcPr>
-            <w:tcW w:type="dxa" w:w="1112"/>
+            <w:tcW w:type="dxa" w:w="954"/>
             <w:tcBorders>
               <w:top w:val="single" w:color="BFC9D6" w:sz="4"/>
               <w:left w:val="single" w:color="BFC9D6" w:sz="4"/>
@@ -6175,7 +6236,7 @@
         </w:tc>
         <w:tc>
           <w:tcPr>
-            <w:tcW w:type="dxa" w:w="5085"/>
+            <w:tcW w:type="dxa" w:w="4244"/>
             <w:tcBorders>
               <w:top w:val="single" w:color="BFC9D6" w:sz="4"/>
               <w:left w:val="single" w:color="BFC9D6" w:sz="4"/>
@@ -6241,7 +6302,7 @@
         </w:trPr>
         <w:tc>
           <w:tcPr>
-            <w:tcW w:type="dxa" w:w="966"/>
+            <w:tcW w:type="dxa" w:w="954"/>
             <w:tcBorders>
               <w:top w:val="single" w:color="BFC9D6" w:sz="4"/>
               <w:left w:val="single" w:color="BFC9D6" w:sz="4"/>
@@ -6277,7 +6338,7 @@
         </w:tc>
         <w:tc>
           <w:tcPr>
-            <w:tcW w:type="dxa" w:w="2701"/>
+            <w:tcW w:type="dxa" w:w="3712"/>
             <w:tcBorders>
               <w:top w:val="single" w:color="BFC9D6" w:sz="4"/>
               <w:left w:val="single" w:color="BFC9D6" w:sz="4"/>
@@ -6313,7 +6374,7 @@
         </w:tc>
         <w:tc>
           <w:tcPr>
-            <w:tcW w:type="dxa" w:w="1112"/>
+            <w:tcW w:type="dxa" w:w="954"/>
             <w:tcBorders>
               <w:top w:val="single" w:color="BFC9D6" w:sz="4"/>
               <w:left w:val="single" w:color="BFC9D6" w:sz="4"/>
@@ -6349,7 +6410,7 @@
         </w:tc>
         <w:tc>
           <w:tcPr>
-            <w:tcW w:type="dxa" w:w="5085"/>
+            <w:tcW w:type="dxa" w:w="4244"/>
             <w:tcBorders>
               <w:top w:val="single" w:color="BFC9D6" w:sz="4"/>
               <w:left w:val="single" w:color="BFC9D6" w:sz="4"/>
@@ -6390,7 +6451,7 @@
         </w:trPr>
         <w:tc>
           <w:tcPr>
-            <w:tcW w:type="dxa" w:w="966"/>
+            <w:tcW w:type="dxa" w:w="954"/>
             <w:tcBorders>
               <w:top w:val="single" w:color="BFC9D6" w:sz="4"/>
               <w:left w:val="single" w:color="BFC9D6" w:sz="4"/>
@@ -6427,7 +6488,7 @@
         </w:tc>
         <w:tc>
           <w:tcPr>
-            <w:tcW w:type="dxa" w:w="2701"/>
+            <w:tcW w:type="dxa" w:w="3712"/>
             <w:tcBorders>
               <w:top w:val="single" w:color="BFC9D6" w:sz="4"/>
               <w:left w:val="single" w:color="BFC9D6" w:sz="4"/>
@@ -6464,7 +6525,7 @@
         </w:tc>
         <w:tc>
           <w:tcPr>
-            <w:tcW w:type="dxa" w:w="1112"/>
+            <w:tcW w:type="dxa" w:w="954"/>
             <w:tcBorders>
               <w:top w:val="single" w:color="BFC9D6" w:sz="4"/>
               <w:left w:val="single" w:color="BFC9D6" w:sz="4"/>
@@ -6501,7 +6562,7 @@
         </w:tc>
         <w:tc>
           <w:tcPr>
-            <w:tcW w:type="dxa" w:w="5085"/>
+            <w:tcW w:type="dxa" w:w="4244"/>
             <w:tcBorders>
               <w:top w:val="single" w:color="BFC9D6" w:sz="4"/>
               <w:left w:val="single" w:color="BFC9D6" w:sz="4"/>
@@ -12721,9 +12782,9 @@
         </w:tblBorders>
       </w:tblPr>
       <w:tblGrid>
-        <w:gridCol w:w="1817"/>
-        <w:gridCol w:w="4933"/>
-        <w:gridCol w:w="3114"/>
+        <w:gridCol w:w="1469"/>
+        <w:gridCol w:w="5877"/>
+        <w:gridCol w:w="2518"/>
       </w:tblGrid>
       <w:tr>
         <w:trPr>
@@ -12732,7 +12793,7 @@
         </w:trPr>
         <w:tc>
           <w:tcPr>
-            <w:tcW w:type="dxa" w:w="1817"/>
+            <w:tcW w:type="dxa" w:w="1469"/>
             <w:tcBorders>
               <w:top w:val="single" w:color="BFC9D6" w:sz="4"/>
               <w:left w:val="single" w:color="BFC9D6" w:sz="4"/>
@@ -12770,7 +12831,7 @@
         </w:tc>
         <w:tc>
           <w:tcPr>
-            <w:tcW w:type="dxa" w:w="4933"/>
+            <w:tcW w:type="dxa" w:w="5877"/>
             <w:tcBorders>
               <w:top w:val="single" w:color="BFC9D6" w:sz="4"/>
               <w:left w:val="single" w:color="BFC9D6" w:sz="4"/>
@@ -12808,7 +12869,7 @@
         </w:tc>
         <w:tc>
           <w:tcPr>
-            <w:tcW w:type="dxa" w:w="3114"/>
+            <w:tcW w:type="dxa" w:w="2518"/>
             <w:tcBorders>
               <w:top w:val="single" w:color="BFC9D6" w:sz="4"/>
               <w:left w:val="single" w:color="BFC9D6" w:sz="4"/>
@@ -12851,7 +12912,7 @@
         </w:trPr>
         <w:tc>
           <w:tcPr>
-            <w:tcW w:type="dxa" w:w="1817"/>
+            <w:tcW w:type="dxa" w:w="1469"/>
             <w:tcBorders>
               <w:top w:val="single" w:color="BFC9D6" w:sz="4"/>
               <w:left w:val="single" w:color="BFC9D6" w:sz="4"/>
@@ -12887,7 +12948,7 @@
         </w:tc>
         <w:tc>
           <w:tcPr>
-            <w:tcW w:type="dxa" w:w="4933"/>
+            <w:tcW w:type="dxa" w:w="5877"/>
             <w:tcBorders>
               <w:top w:val="single" w:color="BFC9D6" w:sz="4"/>
               <w:left w:val="single" w:color="BFC9D6" w:sz="4"/>
@@ -12923,7 +12984,7 @@
         </w:tc>
         <w:tc>
           <w:tcPr>
-            <w:tcW w:type="dxa" w:w="3114"/>
+            <w:tcW w:type="dxa" w:w="2518"/>
             <w:tcBorders>
               <w:top w:val="single" w:color="BFC9D6" w:sz="4"/>
               <w:left w:val="single" w:color="BFC9D6" w:sz="4"/>
@@ -12964,7 +13025,7 @@
         </w:trPr>
         <w:tc>
           <w:tcPr>
-            <w:tcW w:type="dxa" w:w="1817"/>
+            <w:tcW w:type="dxa" w:w="1469"/>
             <w:tcBorders>
               <w:top w:val="single" w:color="BFC9D6" w:sz="4"/>
               <w:left w:val="single" w:color="BFC9D6" w:sz="4"/>
@@ -13001,7 +13062,7 @@
         </w:tc>
         <w:tc>
           <w:tcPr>
-            <w:tcW w:type="dxa" w:w="4933"/>
+            <w:tcW w:type="dxa" w:w="5877"/>
             <w:tcBorders>
               <w:top w:val="single" w:color="BFC9D6" w:sz="4"/>
               <w:left w:val="single" w:color="BFC9D6" w:sz="4"/>
@@ -13038,7 +13099,7 @@
         </w:tc>
         <w:tc>
           <w:tcPr>
-            <w:tcW w:type="dxa" w:w="3114"/>
+            <w:tcW w:type="dxa" w:w="2518"/>
             <w:tcBorders>
               <w:top w:val="single" w:color="BFC9D6" w:sz="4"/>
               <w:left w:val="single" w:color="BFC9D6" w:sz="4"/>
@@ -13080,7 +13141,7 @@
         </w:trPr>
         <w:tc>
           <w:tcPr>
-            <w:tcW w:type="dxa" w:w="1817"/>
+            <w:tcW w:type="dxa" w:w="1469"/>
             <w:tcBorders>
               <w:top w:val="single" w:color="BFC9D6" w:sz="4"/>
               <w:left w:val="single" w:color="BFC9D6" w:sz="4"/>
@@ -13116,7 +13177,7 @@
         </w:tc>
         <w:tc>
           <w:tcPr>
-            <w:tcW w:type="dxa" w:w="4933"/>
+            <w:tcW w:type="dxa" w:w="5877"/>
             <w:tcBorders>
               <w:top w:val="single" w:color="BFC9D6" w:sz="4"/>
               <w:left w:val="single" w:color="BFC9D6" w:sz="4"/>
@@ -13165,7 +13226,7 @@
         </w:tc>
         <w:tc>
           <w:tcPr>
-            <w:tcW w:type="dxa" w:w="3114"/>
+            <w:tcW w:type="dxa" w:w="2518"/>
             <w:tcBorders>
               <w:top w:val="single" w:color="BFC9D6" w:sz="4"/>
               <w:left w:val="single" w:color="BFC9D6" w:sz="4"/>
@@ -13206,7 +13267,7 @@
         </w:trPr>
         <w:tc>
           <w:tcPr>
-            <w:tcW w:type="dxa" w:w="1817"/>
+            <w:tcW w:type="dxa" w:w="1469"/>
             <w:tcBorders>
               <w:top w:val="single" w:color="BFC9D6" w:sz="4"/>
               <w:left w:val="single" w:color="BFC9D6" w:sz="4"/>
@@ -13243,7 +13304,7 @@
         </w:tc>
         <w:tc>
           <w:tcPr>
-            <w:tcW w:type="dxa" w:w="4933"/>
+            <w:tcW w:type="dxa" w:w="5877"/>
             <w:tcBorders>
               <w:top w:val="single" w:color="BFC9D6" w:sz="4"/>
               <w:left w:val="single" w:color="BFC9D6" w:sz="4"/>
@@ -13328,7 +13389,7 @@
         </w:tc>
         <w:tc>
           <w:tcPr>
-            <w:tcW w:type="dxa" w:w="3114"/>
+            <w:tcW w:type="dxa" w:w="2518"/>
             <w:tcBorders>
               <w:top w:val="single" w:color="BFC9D6" w:sz="4"/>
               <w:left w:val="single" w:color="BFC9D6" w:sz="4"/>
@@ -13370,7 +13431,7 @@
         </w:trPr>
         <w:tc>
           <w:tcPr>
-            <w:tcW w:type="dxa" w:w="1817"/>
+            <w:tcW w:type="dxa" w:w="1469"/>
             <w:tcBorders>
               <w:top w:val="single" w:color="BFC9D6" w:sz="4"/>
               <w:left w:val="single" w:color="BFC9D6" w:sz="4"/>
@@ -13406,7 +13467,7 @@
         </w:tc>
         <w:tc>
           <w:tcPr>
-            <w:tcW w:type="dxa" w:w="4933"/>
+            <w:tcW w:type="dxa" w:w="5877"/>
             <w:tcBorders>
               <w:top w:val="single" w:color="BFC9D6" w:sz="4"/>
               <w:left w:val="single" w:color="BFC9D6" w:sz="4"/>
@@ -13444,7 +13505,7 @@
         </w:tc>
         <w:tc>
           <w:tcPr>
-            <w:tcW w:type="dxa" w:w="3114"/>
+            <w:tcW w:type="dxa" w:w="2518"/>
             <w:tcBorders>
               <w:top w:val="single" w:color="BFC9D6" w:sz="4"/>
               <w:left w:val="single" w:color="BFC9D6" w:sz="4"/>
@@ -13485,7 +13546,7 @@
         </w:trPr>
         <w:tc>
           <w:tcPr>
-            <w:tcW w:type="dxa" w:w="1817"/>
+            <w:tcW w:type="dxa" w:w="1469"/>
             <w:tcBorders>
               <w:top w:val="single" w:color="BFC9D6" w:sz="4"/>
               <w:left w:val="single" w:color="BFC9D6" w:sz="4"/>
@@ -13522,7 +13583,7 @@
         </w:tc>
         <w:tc>
           <w:tcPr>
-            <w:tcW w:type="dxa" w:w="4933"/>
+            <w:tcW w:type="dxa" w:w="5877"/>
             <w:tcBorders>
               <w:top w:val="single" w:color="BFC9D6" w:sz="4"/>
               <w:left w:val="single" w:color="BFC9D6" w:sz="4"/>
@@ -13585,7 +13646,7 @@
         </w:tc>
         <w:tc>
           <w:tcPr>
-            <w:tcW w:type="dxa" w:w="3114"/>
+            <w:tcW w:type="dxa" w:w="2518"/>
             <w:tcBorders>
               <w:top w:val="single" w:color="BFC9D6" w:sz="4"/>
               <w:left w:val="single" w:color="BFC9D6" w:sz="4"/>
@@ -13627,7 +13688,7 @@
         </w:trPr>
         <w:tc>
           <w:tcPr>
-            <w:tcW w:type="dxa" w:w="1817"/>
+            <w:tcW w:type="dxa" w:w="1469"/>
             <w:tcBorders>
               <w:top w:val="single" w:color="BFC9D6" w:sz="4"/>
               <w:left w:val="single" w:color="BFC9D6" w:sz="4"/>
@@ -13663,7 +13724,7 @@
         </w:tc>
         <w:tc>
           <w:tcPr>
-            <w:tcW w:type="dxa" w:w="4933"/>
+            <w:tcW w:type="dxa" w:w="5877"/>
             <w:tcBorders>
               <w:top w:val="single" w:color="BFC9D6" w:sz="4"/>
               <w:left w:val="single" w:color="BFC9D6" w:sz="4"/>
@@ -13749,7 +13810,7 @@
         </w:tc>
         <w:tc>
           <w:tcPr>
-            <w:tcW w:type="dxa" w:w="3114"/>
+            <w:tcW w:type="dxa" w:w="2518"/>
             <w:tcBorders>
               <w:top w:val="single" w:color="BFC9D6" w:sz="4"/>
               <w:left w:val="single" w:color="BFC9D6" w:sz="4"/>
@@ -13790,7 +13851,7 @@
         </w:trPr>
         <w:tc>
           <w:tcPr>
-            <w:tcW w:type="dxa" w:w="1817"/>
+            <w:tcW w:type="dxa" w:w="1469"/>
             <w:tcBorders>
               <w:top w:val="single" w:color="BFC9D6" w:sz="4"/>
               <w:left w:val="single" w:color="BFC9D6" w:sz="4"/>
@@ -13827,7 +13888,7 @@
         </w:tc>
         <w:tc>
           <w:tcPr>
-            <w:tcW w:type="dxa" w:w="4933"/>
+            <w:tcW w:type="dxa" w:w="5877"/>
             <w:tcBorders>
               <w:top w:val="single" w:color="BFC9D6" w:sz="4"/>
               <w:left w:val="single" w:color="BFC9D6" w:sz="4"/>
@@ -13860,13 +13921,24 @@
                 <w:shd w:fill="F1F3F5" w:color="auto" w:val="clear"/>
                 <w:rtl/>
               </w:rPr>
-              <w:t xml:space="preserve">‎sys.server_audits‎</w:t>
-            </w:r>
-          </w:p>
-        </w:tc>
-        <w:tc>
-          <w:tcPr>
-            <w:tcW w:type="dxa" w:w="3114"/>
+              <w:t xml:space="preserve">‎tools/deploy/server_audit.sh check‎</w:t>
+            </w:r>
+            <w:r>
+              <w:rPr>
+                <w:rFonts w:ascii="Arial" w:cs="Arial" w:eastAsia="Arial" w:hAnsi="Arial"/>
+                <w:b w:val="false"/>
+                <w:bCs w:val="false"/>
+                <w:sz w:val="18"/>
+                <w:szCs w:val="18"/>
+                <w:rtl/>
+              </w:rPr>
+              <w:t xml:space="preserve"> (ADR 0012)</w:t>
+            </w:r>
+          </w:p>
+        </w:tc>
+        <w:tc>
+          <w:tcPr>
+            <w:tcW w:type="dxa" w:w="2518"/>
             <w:tcBorders>
               <w:top w:val="single" w:color="BFC9D6" w:sz="4"/>
               <w:left w:val="single" w:color="BFC9D6" w:sz="4"/>
@@ -13897,7 +13969,7 @@
                 <w:szCs w:val="18"/>
                 <w:rtl/>
               </w:rPr>
-              <w:t xml:space="preserve">التدقيق يعمل، وآخر ملف وصل المخزن المركزي</w:t>
+              <w:t xml:space="preserve">التدقيق ومواصفتاه مطابقة ويكتب، وآخر ملف وصل المخزن المركزي</w:t>
             </w:r>
           </w:p>
         </w:tc>
@@ -13908,7 +13980,7 @@
         </w:trPr>
         <w:tc>
           <w:tcPr>
-            <w:tcW w:type="dxa" w:w="1817"/>
+            <w:tcW w:type="dxa" w:w="1469"/>
             <w:tcBorders>
               <w:top w:val="single" w:color="BFC9D6" w:sz="4"/>
               <w:left w:val="single" w:color="BFC9D6" w:sz="4"/>
@@ -13944,7 +14016,7 @@
         </w:tc>
         <w:tc>
           <w:tcPr>
-            <w:tcW w:type="dxa" w:w="4933"/>
+            <w:tcW w:type="dxa" w:w="5877"/>
             <w:tcBorders>
               <w:top w:val="single" w:color="BFC9D6" w:sz="4"/>
               <w:left w:val="single" w:color="BFC9D6" w:sz="4"/>
@@ -13980,7 +14052,7 @@
         </w:tc>
         <w:tc>
           <w:tcPr>
-            <w:tcW w:type="dxa" w:w="3114"/>
+            <w:tcW w:type="dxa" w:w="2518"/>
             <w:tcBorders>
               <w:top w:val="single" w:color="BFC9D6" w:sz="4"/>
               <w:left w:val="single" w:color="BFC9D6" w:sz="4"/>
@@ -19942,14 +20014,23 @@
             </w:pPr>
             <w:r>
               <w:rPr>
-                <w:rFonts w:ascii="Arial" w:cs="Arial" w:eastAsia="Arial" w:hAnsi="Arial"/>
-                <w:b w:val="false"/>
-                <w:bCs w:val="false"/>
-                <w:sz w:val="18"/>
-                <w:szCs w:val="18"/>
-                <w:rtl/>
-              </w:rPr>
-              <w:t xml:space="preserve">4 معالجات افتراضية و16 GB ذاكرة نقطة بدء، بعد التحقق من الحد الأدنى لدى Microsoft [تحقق MS]، ويُراجع بعد اختبار الحمل (NFR-PERF-01)</w:t>
+                <w:rFonts w:ascii="Segoe UI Emoji" w:cs="Segoe UI Emoji" w:eastAsia="Segoe UI Emoji" w:hAnsi="Segoe UI Emoji"/>
+                <w:sz w:val="18"/>
+                <w:szCs w:val="18"/>
+                <w:rtl/>
+              </w:rPr>
+              <w:t xml:space="preserve">✅</w:t>
+            </w:r>
+            <w:r>
+              <w:rPr>
+                <w:rFonts w:ascii="Arial" w:cs="Arial" w:eastAsia="Arial" w:hAnsi="Arial"/>
+                <w:b w:val="false"/>
+                <w:bCs w:val="false"/>
+                <w:sz w:val="18"/>
+                <w:szCs w:val="18"/>
+                <w:rtl/>
+              </w:rPr>
+              <w:t xml:space="preserve"> معتمد من المالك (2026-10-12): 4 معالجات افتراضية و16 GB ذاكرة نقطة بدء، بعد التحقق من الحد الأدنى لدى Microsoft [تحقق MS]، ويُراجع بعد اختبار الحمل (NFR-PERF-01)</w:t>
             </w:r>
           </w:p>
         </w:tc>
@@ -21268,14 +21349,23 @@
             </w:pPr>
             <w:r>
               <w:rPr>
-                <w:rFonts w:ascii="Arial" w:cs="Arial" w:eastAsia="Arial" w:hAnsi="Arial"/>
-                <w:b w:val="false"/>
-                <w:bCs w:val="false"/>
-                <w:sz w:val="18"/>
-                <w:szCs w:val="18"/>
-                <w:rtl/>
-              </w:rPr>
-              <w:t xml:space="preserve">ثلاثة أشخاص مسمّون على الأكثر، يعتمدهم OWN، وليس بينهم حافظا المفتاح الرئيسي</w:t>
+                <w:rFonts w:ascii="Segoe UI Emoji" w:cs="Segoe UI Emoji" w:eastAsia="Segoe UI Emoji" w:hAnsi="Segoe UI Emoji"/>
+                <w:sz w:val="18"/>
+                <w:szCs w:val="18"/>
+                <w:rtl/>
+              </w:rPr>
+              <w:t xml:space="preserve">✅</w:t>
+            </w:r>
+            <w:r>
+              <w:rPr>
+                <w:rFonts w:ascii="Arial" w:cs="Arial" w:eastAsia="Arial" w:hAnsi="Arial"/>
+                <w:b w:val="false"/>
+                <w:bCs w:val="false"/>
+                <w:sz w:val="18"/>
+                <w:szCs w:val="18"/>
+                <w:rtl/>
+              </w:rPr>
+              <w:t xml:space="preserve"> معتمد من المالك (2026-10-12): ثلاثة أشخاص مسمّون على الأكثر، يعتمدهم OWN، وليس بينهم حافظا المفتاح الرئيسي</w:t>
             </w:r>
           </w:p>
         </w:tc>
@@ -21455,14 +21545,23 @@
             </w:pPr>
             <w:r>
               <w:rPr>
-                <w:rFonts w:ascii="Arial" w:cs="Arial" w:eastAsia="Arial" w:hAnsi="Arial"/>
-                <w:b w:val="false"/>
-                <w:bCs w:val="false"/>
-                <w:sz w:val="18"/>
-                <w:szCs w:val="18"/>
-                <w:rtl/>
-              </w:rPr>
-              <w:t xml:space="preserve">طرفية المزوّد بحساب كلمته مقسومة بين أمينين</w:t>
+                <w:rFonts w:ascii="Segoe UI Emoji" w:cs="Segoe UI Emoji" w:eastAsia="Segoe UI Emoji" w:hAnsi="Segoe UI Emoji"/>
+                <w:sz w:val="18"/>
+                <w:szCs w:val="18"/>
+                <w:rtl/>
+              </w:rPr>
+              <w:t xml:space="preserve">✅</w:t>
+            </w:r>
+            <w:r>
+              <w:rPr>
+                <w:rFonts w:ascii="Arial" w:cs="Arial" w:eastAsia="Arial" w:hAnsi="Arial"/>
+                <w:b w:val="false"/>
+                <w:bCs w:val="false"/>
+                <w:sz w:val="18"/>
+                <w:szCs w:val="18"/>
+                <w:rtl/>
+              </w:rPr>
+              <w:t xml:space="preserve"> معتمد من المالك (2026-10-12): طرفية المزوّد بحساب كلمته مقسومة بين أمينين</w:t>
             </w:r>
           </w:p>
         </w:tc>

--- a/treasury-platform/docs/30-readiness/word/DOC-S10-ubuntu-server-runbook.docx
+++ b/treasury-platform/docs/30-readiness/word/DOC-S10-ubuntu-server-runbook.docx
@@ -13932,7 +13932,31 @@
                 <w:szCs w:val="18"/>
                 <w:rtl/>
               </w:rPr>
-              <w:t xml:space="preserve"> (ADR 0012)</w:t>
+              <w:t xml:space="preserve"> (ADR 0012) بحساب </w:t>
+            </w:r>
+            <w:r>
+              <w:rPr>
+                <w:rFonts w:ascii="Courier New" w:cs="Courier New" w:eastAsia="Courier New" w:hAnsi="Courier New"/>
+                <w:b w:val="false"/>
+                <w:bCs w:val="false"/>
+                <w:color w:val="1F2937"/>
+                <w:sz w:val="16"/>
+                <w:szCs w:val="16"/>
+                <w:shd w:fill="F1F3F5" w:color="auto" w:val="clear"/>
+                <w:rtl/>
+              </w:rPr>
+              <w:t xml:space="preserve">‎bankfas_monitor‎</w:t>
+            </w:r>
+            <w:r>
+              <w:rPr>
+                <w:rFonts w:ascii="Arial" w:cs="Arial" w:eastAsia="Arial" w:hAnsi="Arial"/>
+                <w:b w:val="false"/>
+                <w:bCs w:val="false"/>
+                <w:sz w:val="18"/>
+                <w:szCs w:val="18"/>
+                <w:rtl/>
+              </w:rPr>
+              <w:t xml:space="preserve"> (ADR 0013)</w:t>
             </w:r>
           </w:p>
         </w:tc>
@@ -18152,7 +18176,51 @@
                 <w:szCs w:val="18"/>
                 <w:rtl/>
               </w:rPr>
-              <w:t xml:space="preserve">استعلامات بحساب مراقبة للقراءة (DQ-S12-6)</w:t>
+              <w:t xml:space="preserve">استعلامات بحساب المراقبة </w:t>
+            </w:r>
+            <w:r>
+              <w:rPr>
+                <w:rFonts w:ascii="Courier New" w:cs="Courier New" w:eastAsia="Courier New" w:hAnsi="Courier New"/>
+                <w:b w:val="false"/>
+                <w:bCs w:val="false"/>
+                <w:color w:val="1F2937"/>
+                <w:sz w:val="16"/>
+                <w:szCs w:val="16"/>
+                <w:shd w:fill="F1F3F5" w:color="auto" w:val="clear"/>
+                <w:rtl/>
+              </w:rPr>
+              <w:t xml:space="preserve">‎bankfas_monitor‎</w:t>
+            </w:r>
+            <w:r>
+              <w:rPr>
+                <w:rFonts w:ascii="Arial" w:cs="Arial" w:eastAsia="Arial" w:hAnsi="Arial"/>
+                <w:b w:val="false"/>
+                <w:bCs w:val="false"/>
+                <w:sz w:val="18"/>
+                <w:szCs w:val="18"/>
+                <w:rtl/>
+              </w:rPr>
+              <w:t xml:space="preserve"> للقراءة (DQ-S12-6؛ </w:t>
+            </w:r>
+            <w:r>
+              <w:rPr>
+                <w:rFonts w:ascii="Segoe UI Emoji" w:cs="Segoe UI Emoji" w:eastAsia="Segoe UI Emoji" w:hAnsi="Segoe UI Emoji"/>
+                <w:sz w:val="18"/>
+                <w:szCs w:val="18"/>
+                <w:rtl/>
+              </w:rPr>
+              <w:t xml:space="preserve">✅</w:t>
+            </w:r>
+            <w:r>
+              <w:rPr>
+                <w:rFonts w:ascii="Arial" w:cs="Arial" w:eastAsia="Arial" w:hAnsi="Arial"/>
+                <w:b w:val="false"/>
+                <w:bCs w:val="false"/>
+                <w:sz w:val="18"/>
+                <w:szCs w:val="18"/>
+                <w:rtl/>
+              </w:rPr>
+              <w:t xml:space="preserve"> ADR 0013، ويثبت CI أنه يقرؤها في الفحص MN2)</w:t>
             </w:r>
           </w:p>
         </w:tc>

--- a/treasury-platform/docs/30-readiness/word/DOC-S10-ubuntu-server-runbook.docx
+++ b/treasury-platform/docs/30-readiness/word/DOC-S10-ubuntu-server-runbook.docx
@@ -6291,7 +6291,51 @@
                 <w:szCs w:val="18"/>
                 <w:rtl/>
               </w:rPr>
-              <w:t xml:space="preserve"> مع سجل المراجعة</w:t>
+              <w:t xml:space="preserve"> مع سجل المراجعة. </w:t>
+            </w:r>
+            <w:r>
+              <w:rPr>
+                <w:rFonts w:ascii="Segoe UI Emoji" w:cs="Segoe UI Emoji" w:eastAsia="Segoe UI Emoji" w:hAnsi="Segoe UI Emoji"/>
+                <w:sz w:val="18"/>
+                <w:szCs w:val="18"/>
+                <w:rtl/>
+              </w:rPr>
+              <w:t xml:space="preserve">✅</w:t>
+            </w:r>
+            <w:r>
+              <w:rPr>
+                <w:rFonts w:ascii="Arial" w:cs="Arial" w:eastAsia="Arial" w:hAnsi="Arial"/>
+                <w:b w:val="false"/>
+                <w:bCs w:val="false"/>
+                <w:sz w:val="18"/>
+                <w:szCs w:val="18"/>
+                <w:rtl/>
+              </w:rPr>
+              <w:t xml:space="preserve"> السجل قائم (ADR 0014)، و</w:t>
+            </w:r>
+            <w:r>
+              <w:rPr>
+                <w:rFonts w:ascii="Courier New" w:cs="Courier New" w:eastAsia="Courier New" w:hAnsi="Courier New"/>
+                <w:b w:val="false"/>
+                <w:bCs w:val="false"/>
+                <w:color w:val="1F2937"/>
+                <w:sz w:val="16"/>
+                <w:szCs w:val="16"/>
+                <w:shd w:fill="F1F3F5" w:color="auto" w:val="clear"/>
+                <w:rtl/>
+              </w:rPr>
+              <w:t xml:space="preserve">‎deploy.sh‎</w:t>
+            </w:r>
+            <w:r>
+              <w:rPr>
+                <w:rFonts w:ascii="Arial" w:cs="Arial" w:eastAsia="Arial" w:hAnsi="Arial"/>
+                <w:b w:val="false"/>
+                <w:bCs w:val="false"/>
+                <w:sz w:val="18"/>
+                <w:szCs w:val="18"/>
+                <w:rtl/>
+              </w:rPr>
+              <w:t xml:space="preserve"> يرفض خادمًا يختلف عنه</w:t>
             </w:r>
           </w:p>
         </w:tc>
@@ -16027,6 +16071,152 @@
           <w:rtl w:val="false"/>
         </w:rPr>
         <w:t xml:space="preserve">sqlcmd -S "&lt;db-cert-name&gt;,1433" -U "&lt;personal-login&gt;" -Q "SET NOCOUNT ON; SELECT SERVERPROPERTY('ProductVersion'), SERVERPROPERTY('ProductUpdateLevel'), SERVERPROPERTY('Edition');"</w:t>
+      </w:r>
+    </w:p>
+    <w:p>
+      <w:pPr>
+        <w:bidi/>
+        <w:spacing w:after="110" w:before="0" w:line="312"/>
+      </w:pPr>
+      <w:r>
+        <w:rPr>
+          <w:rFonts w:ascii="Segoe UI Emoji" w:cs="Segoe UI Emoji" w:eastAsia="Segoe UI Emoji" w:hAnsi="Segoe UI Emoji"/>
+          <w:sz w:val="21"/>
+          <w:szCs w:val="21"/>
+          <w:rtl/>
+        </w:rPr>
+        <w:t xml:space="preserve">✅</w:t>
+      </w:r>
+      <w:r>
+        <w:rPr>
+          <w:rFonts w:ascii="Arial" w:cs="Arial" w:eastAsia="Arial" w:hAnsi="Arial"/>
+          <w:b w:val="false"/>
+          <w:bCs w:val="false"/>
+          <w:sz w:val="21"/>
+          <w:szCs w:val="21"/>
+          <w:rtl/>
+        </w:rPr>
+        <w:t xml:space="preserve"> منذ ADR 0014 (2026-10-13): السجل </w:t>
+      </w:r>
+      <w:r>
+        <w:rPr>
+          <w:rFonts w:ascii="Courier New" w:cs="Courier New" w:eastAsia="Courier New" w:hAnsi="Courier New"/>
+          <w:b w:val="false"/>
+          <w:bCs w:val="false"/>
+          <w:color w:val="1F2937"/>
+          <w:sz w:val="18"/>
+          <w:szCs w:val="18"/>
+          <w:shd w:fill="F1F3F5" w:color="auto" w:val="clear"/>
+          <w:rtl/>
+        </w:rPr>
+        <w:t xml:space="preserve">‎treasury-platform/versions.json‎</w:t>
+      </w:r>
+      <w:r>
+        <w:rPr>
+          <w:rFonts w:ascii="Arial" w:cs="Arial" w:eastAsia="Arial" w:hAnsi="Arial"/>
+          <w:b w:val="false"/>
+          <w:bCs w:val="false"/>
+          <w:sz w:val="21"/>
+          <w:szCs w:val="21"/>
+          <w:rtl/>
+        </w:rPr>
+        <w:t xml:space="preserve"> قائم. و</w:t>
+      </w:r>
+      <w:r>
+        <w:rPr>
+          <w:rFonts w:ascii="Courier New" w:cs="Courier New" w:eastAsia="Courier New" w:hAnsi="Courier New"/>
+          <w:b w:val="false"/>
+          <w:bCs w:val="false"/>
+          <w:color w:val="1F2937"/>
+          <w:sz w:val="18"/>
+          <w:szCs w:val="18"/>
+          <w:shd w:fill="F1F3F5" w:color="auto" w:val="clear"/>
+          <w:rtl/>
+        </w:rPr>
+        <w:t xml:space="preserve">‎tools/deploy/deploy.sh‎</w:t>
+      </w:r>
+      <w:r>
+        <w:rPr>
+          <w:rFonts w:ascii="Arial" w:cs="Arial" w:eastAsia="Arial" w:hAnsi="Arial"/>
+          <w:b w:val="false"/>
+          <w:bCs w:val="false"/>
+          <w:sz w:val="21"/>
+          <w:szCs w:val="21"/>
+          <w:rtl/>
+        </w:rPr>
+        <w:t xml:space="preserve"> يقرأ البناء (</w:t>
+      </w:r>
+      <w:r>
+        <w:rPr>
+          <w:rFonts w:ascii="Courier New" w:cs="Courier New" w:eastAsia="Courier New" w:hAnsi="Courier New"/>
+          <w:b w:val="false"/>
+          <w:bCs w:val="false"/>
+          <w:color w:val="1F2937"/>
+          <w:sz w:val="18"/>
+          <w:szCs w:val="18"/>
+          <w:shd w:fill="F1F3F5" w:color="auto" w:val="clear"/>
+          <w:rtl/>
+        </w:rPr>
+        <w:t xml:space="preserve">‎ProductVersion‎</w:t>
+      </w:r>
+      <w:r>
+        <w:rPr>
+          <w:rFonts w:ascii="Arial" w:cs="Arial" w:eastAsia="Arial" w:hAnsi="Arial"/>
+          <w:b w:val="false"/>
+          <w:bCs w:val="false"/>
+          <w:sz w:val="21"/>
+          <w:szCs w:val="21"/>
+          <w:rtl/>
+        </w:rPr>
+        <w:t xml:space="preserve">) ونسخة Ubuntu (من </w:t>
+      </w:r>
+      <w:r>
+        <w:rPr>
+          <w:rFonts w:ascii="Courier New" w:cs="Courier New" w:eastAsia="Courier New" w:hAnsi="Courier New"/>
+          <w:b w:val="false"/>
+          <w:bCs w:val="false"/>
+          <w:color w:val="1F2937"/>
+          <w:sz w:val="18"/>
+          <w:szCs w:val="18"/>
+          <w:shd w:fill="F1F3F5" w:color="auto" w:val="clear"/>
+          <w:rtl/>
+        </w:rPr>
+        <w:t xml:space="preserve">‎@@VERSION‎</w:t>
+      </w:r>
+      <w:r>
+        <w:rPr>
+          <w:rFonts w:ascii="Arial" w:cs="Arial" w:eastAsia="Arial" w:hAnsi="Arial"/>
+          <w:b w:val="false"/>
+          <w:bCs w:val="false"/>
+          <w:sz w:val="21"/>
+          <w:szCs w:val="21"/>
+          <w:rtl/>
+        </w:rPr>
+        <w:t xml:space="preserve">) بحساب النشر نفسه، ويرفض الخادم المختلف (50143، بوابة G4). وتبقى النواة وحزم العميل في القائمة اليدوية أعلاه. لذلك تبدأ ترقية الخادم في §7.3 بتغيير مراجَع في </w:t>
+      </w:r>
+      <w:r>
+        <w:rPr>
+          <w:rFonts w:ascii="Courier New" w:cs="Courier New" w:eastAsia="Courier New" w:hAnsi="Courier New"/>
+          <w:b w:val="false"/>
+          <w:bCs w:val="false"/>
+          <w:color w:val="1F2937"/>
+          <w:sz w:val="18"/>
+          <w:szCs w:val="18"/>
+          <w:shd w:fill="F1F3F5" w:color="auto" w:val="clear"/>
+          <w:rtl/>
+        </w:rPr>
+        <w:t xml:space="preserve">‎versions.json‎</w:t>
+      </w:r>
+      <w:r>
+        <w:rPr>
+          <w:rFonts w:ascii="Arial" w:cs="Arial" w:eastAsia="Arial" w:hAnsi="Arial"/>
+          <w:b w:val="false"/>
+          <w:bCs w:val="false"/>
+          <w:sz w:val="21"/>
+          <w:szCs w:val="21"/>
+          <w:rtl/>
+        </w:rPr>
+        <w:t xml:space="preserve"> ووسم صورة CI معًا.</w:t>
       </w:r>
     </w:p>
     <w:p>

--- a/treasury-platform/docs/30-readiness/word/DOC-S10-ubuntu-server-runbook.docx
+++ b/treasury-platform/docs/30-readiness/word/DOC-S10-ubuntu-server-runbook.docx
@@ -1261,7 +1261,29 @@
           <w:szCs w:val="21"/>
           <w:rtl/>
         </w:rPr>
-        <w:t xml:space="preserve">مضيف طبقة التطبيق: نظامه غير محسوم، وADR 0001 يبقيه على Windows Server حتى المراجعة (docs/adr/0001-schema-work-on-linux.md:3؛ DQ-B11-1). إن صار Ubuntu، تنطبق عليه الأقسام 6 و7 و8 كما هي.</w:t>
+        <w:t xml:space="preserve">مضيف طبقة التطبيق: </w:t>
+      </w:r>
+      <w:r>
+        <w:rPr>
+          <w:rFonts w:ascii="Arial" w:cs="Arial" w:eastAsia="Arial" w:hAnsi="Arial"/>
+          <w:b/>
+          <w:bCs/>
+          <w:sz w:val="21"/>
+          <w:szCs w:val="21"/>
+          <w:rtl/>
+        </w:rPr>
+        <w:t xml:space="preserve">اعتمد المالك Linux مع Docker خلف Caddy (2026-10-24، docs/31 الصف 48)</w:t>
+      </w:r>
+      <w:r>
+        <w:rPr>
+          <w:rFonts w:ascii="Arial" w:cs="Arial" w:eastAsia="Arial" w:hAnsi="Arial"/>
+          <w:b w:val="false"/>
+          <w:bCs w:val="false"/>
+          <w:sz w:val="21"/>
+          <w:szCs w:val="21"/>
+          <w:rtl/>
+        </w:rPr>
+        <w:t xml:space="preserve">، ودليله DOC-S16. وتنطبق عليه الأقسام 6 و7 و8 من هذا المستند، ما عدا الجدار الناري، فله قواعده في DOC-S16 §4.</w:t>
       </w:r>
     </w:p>
     <w:p>
